--- a/bts-gpme/tp-1083/ressources/R04_Incident_cyber_pieces_et_questions.docx
+++ b/bts-gpme/tp-1083/ressources/R04_Incident_cyber_pieces_et_questions.docx
@@ -311,7 +311,7 @@
         <w:pStyle w:val="ListBullet"/>
       </w:pPr>
       <w:r>
-        <w:t>Quelles personnes sont potentiellement concernées et combien ?</w:t>
+        <w:t>Quelles catégories de personnes sont potentiellement concernées ? Le nombre de lignes du fichier correspond-il nécessairement au nombre de personnes ?</w:t>
       </w:r>
     </w:p>
     <w:p>
@@ -319,7 +319,7 @@
         <w:pStyle w:val="ListBullet"/>
       </w:pPr>
       <w:r>
-        <w:t>Quelles conséquences pourraient résulter de l’exposition des données ?</w:t>
+        <w:t>Quelles conséquences pourraient résulter de l’exposition des données pour les personnes concernées ? Distinguez-les des conséquences pour l’entreprise.</w:t>
       </w:r>
     </w:p>
     <w:p>
@@ -335,7 +335,7 @@
         <w:pStyle w:val="ListBullet"/>
       </w:pPr>
       <w:r>
-        <w:t>Quelles mesures ont limité l’incident et quelles preuves doivent être conservées ?</w:t>
+        <w:t>Quelles mesures ont déjà limité l’incident ? Quelles preuves numériques doivent être conservées sans être altérées ?</w:t>
       </w:r>
     </w:p>
     <w:p>
@@ -356,7 +356,7 @@
     </w:p>
     <w:p>
       <w:r>
-        <w:t>Les règles ne sont volontairement pas reproduites ici. Utilisez R09, la fiche pratique cyber du centre de ressources et, si l’enseignant le demande, les sources institutionnelles suivantes :</w:t>
+        <w:t>Les règles ne sont volontairement pas reproduites ici. Utilisez R09, la fiche pratique cyber du centre de ressources et les sources institutionnelles ciblées ci-dessous lorsque la tâche vous demande de vérifier la règle ou les bons réflexes :</w:t>
       </w:r>
     </w:p>
     <w:p>
@@ -406,6 +406,14 @@
     </w:p>
     <w:p>
       <w:pPr>
+        <w:pStyle w:val="ListBullet"/>
+      </w:pPr>
+      <w:r>
+        <w:t>Cybermalveillance.gouv.fr — consignes pour les collaborateurs en cas de cyberattaque: https://www.cybermalveillance.gouv.fr/tous-nos-contenus/bonnes-pratiques/cyberattaque-consignes-collaborateurs</w:t>
+      </w:r>
+    </w:p>
+    <w:p>
+      <w:pPr>
         <w:pStyle w:val="Heading1"/>
       </w:pPr>
       <w:r>
@@ -414,7 +422,7 @@
     </w:p>
     <w:p>
       <w:r>
-        <w:t>Établir les faits, conserver les preuves, apprécier les conséquences possibles, rechercher la règle applicable, alerter et proposer des mesures. Ne jamais transformer une hypothèse en fait établi.</w:t>
+        <w:t>Établir les faits, conserver les preuves, apprécier séparément les conséquences possibles pour l’entreprise et pour les personnes, rechercher la règle applicable, alerter et proposer des mesures. Une ligne de fichier n’est pas automatiquement une personne et une tentative d’accès n’est pas automatiquement un accès réussi. Ne jamais transformer une hypothèse en fait établi.</w:t>
       </w:r>
     </w:p>
     <w:sectPr>
